--- a/BAO_CAO_KY_THUAT_VOICECRAFT_STUDIO_PRO.docx
+++ b/BAO_CAO_KY_THUAT_VOICECRAFT_STUDIO_PRO.docx
@@ -7916,8 +7916,8 @@
           <w:szCs w:val="28"/>
         </w:rPr>
       </w:pPr>
-      <w:bookmarkStart w:id="1" w:name="kiến-trúc-phần-mềm-voicecraft-studio-pro"/>
-      <w:bookmarkStart w:id="2" w:name="_Toc235533232"/>
+      <w:bookmarkStart w:id="1" w:name="_Toc235533232"/>
+      <w:bookmarkStart w:id="2" w:name="kiến-trúc-phần-mềm-voicecraft-studio-pro"/>
       <w:r>
         <w:rPr>
           <w:rFonts w:ascii="Times New Roman" w:hAnsi="Times New Roman" w:cs="Times New Roman"/>
@@ -7937,7 +7937,7 @@
         </w:rPr>
         <w:t xml:space="preserve"> KIẾN TRÚC PHẦN MỀM VOICECRAFT STUDIO PRO</w:t>
       </w:r>
-      <w:bookmarkEnd w:id="2"/>
+      <w:bookmarkEnd w:id="1"/>
     </w:p>
     <w:p>
       <w:pPr>
@@ -7970,8 +7970,8 @@
           <w:szCs w:val="28"/>
         </w:rPr>
       </w:pPr>
-      <w:bookmarkStart w:id="3" w:name="sơ-đồ-khối-tổng-quan-hệ-thống"/>
-      <w:bookmarkStart w:id="4" w:name="_Toc235533233"/>
+      <w:bookmarkStart w:id="3" w:name="_Toc235533233"/>
+      <w:bookmarkStart w:id="4" w:name="sơ-đồ-khối-tổng-quan-hệ-thống"/>
       <w:r>
         <w:rPr>
           <w:rFonts w:ascii="Times New Roman" w:hAnsi="Times New Roman" w:cs="Times New Roman"/>
@@ -7981,7 +7981,7 @@
         </w:rPr>
         <w:t>1. SƠ ĐỒ KHỐI TỔNG QUAN HỆ THỐNG</w:t>
       </w:r>
-      <w:bookmarkEnd w:id="4"/>
+      <w:bookmarkEnd w:id="3"/>
     </w:p>
     <w:p>
       <w:pPr>
@@ -8986,9 +8986,9 @@
           <w:szCs w:val="28"/>
         </w:rPr>
       </w:pPr>
-      <w:bookmarkStart w:id="5" w:name="phân-tầng-kiến-trúc-solid-principles"/>
-      <w:bookmarkStart w:id="6" w:name="_Toc235533234"/>
-      <w:bookmarkEnd w:id="3"/>
+      <w:bookmarkStart w:id="5" w:name="_Toc235533234"/>
+      <w:bookmarkStart w:id="6" w:name="phân-tầng-kiến-trúc-solid-principles"/>
+      <w:bookmarkEnd w:id="4"/>
       <w:r>
         <w:rPr>
           <w:rFonts w:ascii="Times New Roman" w:hAnsi="Times New Roman" w:cs="Times New Roman"/>
@@ -8998,7 +8998,7 @@
         </w:rPr>
         <w:t>2. PHÂN TẦNG KIẾN TRÚC (SOLID PRINCIPLES)</w:t>
       </w:r>
-      <w:bookmarkEnd w:id="6"/>
+      <w:bookmarkEnd w:id="5"/>
     </w:p>
     <w:p>
       <w:pPr>
@@ -9008,8 +9008,8 @@
           <w:color w:val="000000" w:themeColor="text1"/>
         </w:rPr>
       </w:pPr>
-      <w:bookmarkStart w:id="7" w:name="presentation-layer-giao-diện-người-dùng"/>
-      <w:bookmarkStart w:id="8" w:name="_Toc235533235"/>
+      <w:bookmarkStart w:id="7" w:name="_Toc235533235"/>
+      <w:bookmarkStart w:id="8" w:name="presentation-layer-giao-diện-người-dùng"/>
       <w:r>
         <w:rPr>
           <w:rFonts w:ascii="Times New Roman" w:hAnsi="Times New Roman" w:cs="Times New Roman"/>
@@ -9017,7 +9017,7 @@
         </w:rPr>
         <w:t>2.1. Presentation Layer — Giao Diện Người Dùng</w:t>
       </w:r>
-      <w:bookmarkEnd w:id="8"/>
+      <w:bookmarkEnd w:id="7"/>
     </w:p>
     <w:tbl>
       <w:tblPr>
@@ -9571,9 +9571,9 @@
           <w:color w:val="000000" w:themeColor="text1"/>
         </w:rPr>
       </w:pPr>
-      <w:bookmarkStart w:id="9" w:name="X70578c6edf1fe6bcb6fef26bc079b5cf3cce16c"/>
-      <w:bookmarkStart w:id="10" w:name="_Toc235533236"/>
-      <w:bookmarkEnd w:id="7"/>
+      <w:bookmarkStart w:id="9" w:name="_Toc235533236"/>
+      <w:bookmarkStart w:id="10" w:name="X70578c6edf1fe6bcb6fef26bc079b5cf3cce16c"/>
+      <w:bookmarkEnd w:id="8"/>
       <w:r>
         <w:rPr>
           <w:rFonts w:ascii="Times New Roman" w:hAnsi="Times New Roman" w:cs="Times New Roman"/>
@@ -9581,7 +9581,7 @@
         </w:rPr>
         <w:t>2.2. Custom Component Layer — Linh Kiện Tự Vẽ GDI+</w:t>
       </w:r>
-      <w:bookmarkEnd w:id="10"/>
+      <w:bookmarkEnd w:id="9"/>
     </w:p>
     <w:tbl>
       <w:tblPr>
@@ -10391,9 +10391,9 @@
           <w:color w:val="000000" w:themeColor="text1"/>
         </w:rPr>
       </w:pPr>
-      <w:bookmarkStart w:id="11" w:name="service-layer-dịch-vụ-đọc-văn-bản"/>
-      <w:bookmarkStart w:id="12" w:name="_Toc235533237"/>
-      <w:bookmarkEnd w:id="9"/>
+      <w:bookmarkStart w:id="11" w:name="_Toc235533237"/>
+      <w:bookmarkStart w:id="12" w:name="service-layer-dịch-vụ-đọc-văn-bản"/>
+      <w:bookmarkEnd w:id="10"/>
       <w:r>
         <w:rPr>
           <w:rFonts w:ascii="Times New Roman" w:hAnsi="Times New Roman" w:cs="Times New Roman"/>
@@ -10401,7 +10401,7 @@
         </w:rPr>
         <w:t>2.3. Service Layer — Dịch Vụ Đọc Văn Bản</w:t>
       </w:r>
-      <w:bookmarkEnd w:id="12"/>
+      <w:bookmarkEnd w:id="11"/>
     </w:p>
     <w:tbl>
       <w:tblPr>
@@ -10836,9 +10836,9 @@
           <w:color w:val="000000" w:themeColor="text1"/>
         </w:rPr>
       </w:pPr>
-      <w:bookmarkStart w:id="13" w:name="helper-layer-tiện-ích-hỗ-trợ"/>
-      <w:bookmarkStart w:id="14" w:name="_Toc235533238"/>
-      <w:bookmarkEnd w:id="11"/>
+      <w:bookmarkStart w:id="13" w:name="_Toc235533238"/>
+      <w:bookmarkStart w:id="14" w:name="helper-layer-tiện-ích-hỗ-trợ"/>
+      <w:bookmarkEnd w:id="12"/>
       <w:r>
         <w:rPr>
           <w:rFonts w:ascii="Times New Roman" w:hAnsi="Times New Roman" w:cs="Times New Roman"/>
@@ -10846,7 +10846,7 @@
         </w:rPr>
         <w:t>2.4. Helper Layer — Tiện Ích Hỗ Trợ</w:t>
       </w:r>
-      <w:bookmarkEnd w:id="14"/>
+      <w:bookmarkEnd w:id="13"/>
     </w:p>
     <w:p>
       <w:pPr>
@@ -11018,9 +11018,9 @@
           <w:color w:val="000000" w:themeColor="text1"/>
         </w:rPr>
       </w:pPr>
-      <w:bookmarkStart w:id="15" w:name="model-layer-mô-hình-dữ-liệu"/>
-      <w:bookmarkStart w:id="16" w:name="_Toc235533239"/>
-      <w:bookmarkEnd w:id="13"/>
+      <w:bookmarkStart w:id="15" w:name="_Toc235533239"/>
+      <w:bookmarkStart w:id="16" w:name="model-layer-mô-hình-dữ-liệu"/>
+      <w:bookmarkEnd w:id="14"/>
       <w:r>
         <w:rPr>
           <w:rFonts w:ascii="Times New Roman" w:hAnsi="Times New Roman" w:cs="Times New Roman"/>
@@ -11028,7 +11028,7 @@
         </w:rPr>
         <w:t>2.5. Model Layer — Mô Hình Dữ Liệu</w:t>
       </w:r>
-      <w:bookmarkEnd w:id="16"/>
+      <w:bookmarkEnd w:id="15"/>
     </w:p>
     <w:p>
       <w:pPr>
@@ -11281,10 +11281,10 @@
           <w:szCs w:val="28"/>
         </w:rPr>
       </w:pPr>
-      <w:bookmarkStart w:id="17" w:name="luồng-xử-lý-dữ-liệu"/>
-      <w:bookmarkStart w:id="18" w:name="_Toc235533240"/>
-      <w:bookmarkEnd w:id="5"/>
-      <w:bookmarkEnd w:id="15"/>
+      <w:bookmarkStart w:id="17" w:name="_Toc235533240"/>
+      <w:bookmarkStart w:id="18" w:name="luồng-xử-lý-dữ-liệu"/>
+      <w:bookmarkEnd w:id="6"/>
+      <w:bookmarkEnd w:id="16"/>
       <w:r>
         <w:rPr>
           <w:rFonts w:ascii="Times New Roman" w:hAnsi="Times New Roman" w:cs="Times New Roman"/>
@@ -11294,7 +11294,7 @@
         </w:rPr>
         <w:t>3. LUỒNG XỬ LÝ DỮ LIỆU</w:t>
       </w:r>
-      <w:bookmarkEnd w:id="18"/>
+      <w:bookmarkEnd w:id="17"/>
     </w:p>
     <w:p>
       <w:pPr>
@@ -11304,8 +11304,8 @@
           <w:color w:val="000000" w:themeColor="text1"/>
         </w:rPr>
       </w:pPr>
-      <w:bookmarkStart w:id="19" w:name="luồng-đọc-văn-bản-vieneu-ai"/>
-      <w:bookmarkStart w:id="20" w:name="_Toc235533241"/>
+      <w:bookmarkStart w:id="19" w:name="_Toc235533241"/>
+      <w:bookmarkStart w:id="20" w:name="luồng-đọc-văn-bản-vieneu-ai"/>
       <w:r>
         <w:rPr>
           <w:rFonts w:ascii="Times New Roman" w:hAnsi="Times New Roman" w:cs="Times New Roman"/>
@@ -11313,7 +11313,7 @@
         </w:rPr>
         <w:t>3.1. Luồng đọc văn bản VieNeu AI</w:t>
       </w:r>
-      <w:bookmarkEnd w:id="20"/>
+      <w:bookmarkEnd w:id="19"/>
     </w:p>
     <w:p>
       <w:pPr>
@@ -11719,9 +11719,9 @@
           <w:color w:val="000000" w:themeColor="text1"/>
         </w:rPr>
       </w:pPr>
-      <w:bookmarkStart w:id="21" w:name="luồng-đọc-văn-bản-windows-sapi5"/>
-      <w:bookmarkStart w:id="22" w:name="_Toc235533242"/>
-      <w:bookmarkEnd w:id="19"/>
+      <w:bookmarkStart w:id="21" w:name="_Toc235533242"/>
+      <w:bookmarkStart w:id="22" w:name="luồng-đọc-văn-bản-windows-sapi5"/>
+      <w:bookmarkEnd w:id="20"/>
       <w:r>
         <w:rPr>
           <w:rFonts w:ascii="Times New Roman" w:hAnsi="Times New Roman" w:cs="Times New Roman"/>
@@ -11729,7 +11729,7 @@
         </w:rPr>
         <w:t>3.2. Luồng đọc văn bản Windows SAPI5</w:t>
       </w:r>
-      <w:bookmarkEnd w:id="22"/>
+      <w:bookmarkEnd w:id="21"/>
     </w:p>
     <w:p>
       <w:pPr>
@@ -12070,10 +12070,10 @@
           <w:szCs w:val="28"/>
         </w:rPr>
       </w:pPr>
-      <w:bookmarkStart w:id="23" w:name="mô-hình-giao-tiếp-c-python"/>
-      <w:bookmarkStart w:id="24" w:name="_Toc235533243"/>
-      <w:bookmarkEnd w:id="17"/>
-      <w:bookmarkEnd w:id="21"/>
+      <w:bookmarkStart w:id="23" w:name="_Toc235533243"/>
+      <w:bookmarkStart w:id="24" w:name="mô-hình-giao-tiếp-c-python"/>
+      <w:bookmarkEnd w:id="18"/>
+      <w:bookmarkEnd w:id="22"/>
       <w:r>
         <w:rPr>
           <w:rFonts w:ascii="Times New Roman" w:hAnsi="Times New Roman" w:cs="Times New Roman"/>
@@ -12083,7 +12083,7 @@
         </w:rPr>
         <w:t>4. MÔ HÌNH GIAO TIẾP C# ↔ PYTHON</w:t>
       </w:r>
-      <w:bookmarkEnd w:id="24"/>
+      <w:bookmarkEnd w:id="23"/>
     </w:p>
     <w:p>
       <w:pPr>
@@ -12236,18 +12236,7 @@
           <w:szCs w:val="20"/>
           <w:lang w:val="en-US"/>
         </w:rPr>
-        <w:t xml:space="preserve">                                      </w:t>
-      </w:r>
-      <w:r>
-        <w:rPr>
-          <w:rStyle w:val="VerbatimChar"/>
-          <w:rFonts w:ascii="Times New Roman" w:hAnsi="Times New Roman" w:cs="Times New Roman"/>
-          <w:color w:val="000000" w:themeColor="text1"/>
-          <w:sz w:val="20"/>
-          <w:szCs w:val="20"/>
-          <w:lang w:val="en-US"/>
-        </w:rPr>
-        <w:t xml:space="preserve"> </w:t>
+        <w:t xml:space="preserve">                                       </w:t>
       </w:r>
       <w:r>
         <w:rPr>
@@ -13122,9 +13111,9 @@
           <w:szCs w:val="28"/>
         </w:rPr>
       </w:pPr>
-      <w:bookmarkStart w:id="25" w:name="design-patterns-sử-dụng"/>
-      <w:bookmarkStart w:id="26" w:name="_Toc235533244"/>
-      <w:bookmarkEnd w:id="23"/>
+      <w:bookmarkStart w:id="25" w:name="_Toc235533244"/>
+      <w:bookmarkStart w:id="26" w:name="design-patterns-sử-dụng"/>
+      <w:bookmarkEnd w:id="24"/>
       <w:r>
         <w:rPr>
           <w:rFonts w:ascii="Times New Roman" w:hAnsi="Times New Roman" w:cs="Times New Roman"/>
@@ -13134,7 +13123,7 @@
         </w:rPr>
         <w:t>5. DESIGN PATTERNS SỬ DỤNG</w:t>
       </w:r>
-      <w:bookmarkEnd w:id="26"/>
+      <w:bookmarkEnd w:id="25"/>
     </w:p>
     <w:tbl>
       <w:tblPr>
@@ -13769,9 +13758,9 @@
           <w:szCs w:val="28"/>
         </w:rPr>
       </w:pPr>
-      <w:bookmarkStart w:id="27" w:name="cấu-trúc-thư-mục"/>
-      <w:bookmarkStart w:id="28" w:name="_Toc235533245"/>
-      <w:bookmarkEnd w:id="25"/>
+      <w:bookmarkStart w:id="27" w:name="_Toc235533245"/>
+      <w:bookmarkStart w:id="28" w:name="cấu-trúc-thư-mục"/>
+      <w:bookmarkEnd w:id="26"/>
       <w:r>
         <w:rPr>
           <w:rFonts w:ascii="Times New Roman" w:hAnsi="Times New Roman" w:cs="Times New Roman"/>
@@ -13781,7 +13770,7 @@
         </w:rPr>
         <w:t>6. CẤU TRÚC THƯ MỤC</w:t>
       </w:r>
-      <w:bookmarkEnd w:id="28"/>
+      <w:bookmarkEnd w:id="27"/>
     </w:p>
     <w:p>
       <w:pPr>
@@ -14365,10 +14354,10 @@
           <w:szCs w:val="28"/>
         </w:rPr>
       </w:pPr>
-      <w:bookmarkStart w:id="29" w:name="hướng-dẫn-phát-triển-developer-guide"/>
-      <w:bookmarkStart w:id="30" w:name="_Toc235533246"/>
-      <w:bookmarkEnd w:id="1"/>
-      <w:bookmarkEnd w:id="27"/>
+      <w:bookmarkStart w:id="29" w:name="_Toc235533246"/>
+      <w:bookmarkStart w:id="30" w:name="hướng-dẫn-phát-triển-developer-guide"/>
+      <w:bookmarkEnd w:id="2"/>
+      <w:bookmarkEnd w:id="28"/>
       <w:r>
         <w:rPr>
           <w:rFonts w:ascii="Times New Roman" w:hAnsi="Times New Roman" w:cs="Times New Roman"/>
@@ -14388,7 +14377,7 @@
         </w:rPr>
         <w:t xml:space="preserve"> HƯỚNG DẪN PHÁT TRIỂN — DEVELOPER GUIDE</w:t>
       </w:r>
-      <w:bookmarkEnd w:id="30"/>
+      <w:bookmarkEnd w:id="29"/>
     </w:p>
     <w:p>
       <w:pPr>
@@ -14430,8 +14419,8 @@
           <w:szCs w:val="28"/>
         </w:rPr>
       </w:pPr>
-      <w:bookmarkStart w:id="31" w:name="yêu-cầu-môi-trường-phát-triển"/>
-      <w:bookmarkStart w:id="32" w:name="_Toc235533247"/>
+      <w:bookmarkStart w:id="31" w:name="_Toc235533247"/>
+      <w:bookmarkStart w:id="32" w:name="yêu-cầu-môi-trường-phát-triển"/>
       <w:r>
         <w:rPr>
           <w:rFonts w:ascii="Times New Roman" w:hAnsi="Times New Roman" w:cs="Times New Roman"/>
@@ -14441,7 +14430,7 @@
         </w:rPr>
         <w:t>1. YÊU CẦU MÔI TRƯỜNG PHÁT TRIỂN</w:t>
       </w:r>
-      <w:bookmarkEnd w:id="32"/>
+      <w:bookmarkEnd w:id="31"/>
     </w:p>
     <w:tbl>
       <w:tblPr>
@@ -14973,9 +14962,9 @@
           <w:szCs w:val="28"/>
         </w:rPr>
       </w:pPr>
-      <w:bookmarkStart w:id="33" w:name="hướng-dẫn-cài-đặt-biên-dịch"/>
-      <w:bookmarkStart w:id="34" w:name="_Toc235533248"/>
-      <w:bookmarkEnd w:id="31"/>
+      <w:bookmarkStart w:id="33" w:name="_Toc235533248"/>
+      <w:bookmarkStart w:id="34" w:name="hướng-dẫn-cài-đặt-biên-dịch"/>
+      <w:bookmarkEnd w:id="32"/>
       <w:r>
         <w:rPr>
           <w:rFonts w:ascii="Times New Roman" w:hAnsi="Times New Roman" w:cs="Times New Roman"/>
@@ -14985,7 +14974,7 @@
         </w:rPr>
         <w:t>2. HƯỚNG DẪN CÀI ĐẶT &amp; BIÊN DỊCH</w:t>
       </w:r>
-      <w:bookmarkEnd w:id="34"/>
+      <w:bookmarkEnd w:id="33"/>
     </w:p>
     <w:p>
       <w:pPr>
@@ -15183,7 +15172,7 @@
           <w:sz w:val="28"/>
           <w:szCs w:val="28"/>
         </w:rPr>
-        <w:t>/TTS_Windows_App"</w:t>
+        <w:t>"</w:t>
       </w:r>
       <w:r>
         <w:rPr>
@@ -15593,9 +15582,9 @@
           <w:szCs w:val="28"/>
         </w:rPr>
       </w:pPr>
-      <w:bookmarkStart w:id="35" w:name="cấu-trúc-thư-mục-dự-án"/>
-      <w:bookmarkStart w:id="36" w:name="_Toc235533249"/>
-      <w:bookmarkEnd w:id="33"/>
+      <w:bookmarkStart w:id="35" w:name="_Toc235533249"/>
+      <w:bookmarkStart w:id="36" w:name="cấu-trúc-thư-mục-dự-án"/>
+      <w:bookmarkEnd w:id="34"/>
       <w:r>
         <w:rPr>
           <w:rFonts w:ascii="Times New Roman" w:hAnsi="Times New Roman" w:cs="Times New Roman"/>
@@ -15605,7 +15594,7 @@
         </w:rPr>
         <w:t>3. CẤU TRÚC THƯ MỤC DỰ ÁN</w:t>
       </w:r>
-      <w:bookmarkEnd w:id="36"/>
+      <w:bookmarkEnd w:id="35"/>
     </w:p>
     <w:p>
       <w:pPr>
@@ -16142,9 +16131,9 @@
           <w:szCs w:val="28"/>
         </w:rPr>
       </w:pPr>
-      <w:bookmarkStart w:id="37" w:name="tạo-custom-control-gdi-mới"/>
-      <w:bookmarkStart w:id="38" w:name="_Toc235533250"/>
-      <w:bookmarkEnd w:id="35"/>
+      <w:bookmarkStart w:id="37" w:name="_Toc235533250"/>
+      <w:bookmarkStart w:id="38" w:name="tạo-custom-control-gdi-mới"/>
+      <w:bookmarkEnd w:id="36"/>
       <w:r>
         <w:rPr>
           <w:rFonts w:ascii="Times New Roman" w:hAnsi="Times New Roman" w:cs="Times New Roman"/>
@@ -16154,7 +16143,7 @@
         </w:rPr>
         <w:t>4. TẠO CUSTOM CONTROL GDI+ MỚI</w:t>
       </w:r>
-      <w:bookmarkEnd w:id="38"/>
+      <w:bookmarkEnd w:id="37"/>
     </w:p>
     <w:p>
       <w:pPr>
@@ -16164,8 +16153,8 @@
           <w:color w:val="000000" w:themeColor="text1"/>
         </w:rPr>
       </w:pPr>
-      <w:bookmarkStart w:id="39" w:name="bước-cơ-bản"/>
-      <w:bookmarkStart w:id="40" w:name="_Toc235533251"/>
+      <w:bookmarkStart w:id="39" w:name="_Toc235533251"/>
+      <w:bookmarkStart w:id="40" w:name="bước-cơ-bản"/>
       <w:r>
         <w:rPr>
           <w:rFonts w:ascii="Times New Roman" w:hAnsi="Times New Roman" w:cs="Times New Roman"/>
@@ -16173,7 +16162,7 @@
         </w:rPr>
         <w:t>4.1. Bước cơ bản</w:t>
       </w:r>
-      <w:bookmarkEnd w:id="40"/>
+      <w:bookmarkEnd w:id="39"/>
     </w:p>
     <w:p>
       <w:pPr>
@@ -17636,9 +17625,9 @@
           <w:color w:val="000000" w:themeColor="text1"/>
         </w:rPr>
       </w:pPr>
-      <w:bookmarkStart w:id="41" w:name="đăng-ký-trong-csproj"/>
-      <w:bookmarkStart w:id="42" w:name="_Toc235533252"/>
-      <w:bookmarkEnd w:id="39"/>
+      <w:bookmarkStart w:id="41" w:name="_Toc235533252"/>
+      <w:bookmarkStart w:id="42" w:name="đăng-ký-trong-csproj"/>
+      <w:bookmarkEnd w:id="40"/>
       <w:r>
         <w:rPr>
           <w:rFonts w:ascii="Times New Roman" w:hAnsi="Times New Roman" w:cs="Times New Roman"/>
@@ -17646,7 +17635,7 @@
         </w:rPr>
         <w:t>4.2. Đăng ký trong csproj</w:t>
       </w:r>
-      <w:bookmarkEnd w:id="42"/>
+      <w:bookmarkEnd w:id="41"/>
     </w:p>
     <w:p>
       <w:pPr>
@@ -17837,10 +17826,10 @@
           <w:szCs w:val="28"/>
         </w:rPr>
       </w:pPr>
-      <w:bookmarkStart w:id="43" w:name="mở-rộng-equalizer"/>
-      <w:bookmarkStart w:id="44" w:name="_Toc235533253"/>
-      <w:bookmarkEnd w:id="37"/>
-      <w:bookmarkEnd w:id="41"/>
+      <w:bookmarkStart w:id="43" w:name="_Toc235533253"/>
+      <w:bookmarkStart w:id="44" w:name="mở-rộng-equalizer"/>
+      <w:bookmarkEnd w:id="38"/>
+      <w:bookmarkEnd w:id="42"/>
       <w:r>
         <w:rPr>
           <w:rFonts w:ascii="Times New Roman" w:hAnsi="Times New Roman" w:cs="Times New Roman"/>
@@ -17850,7 +17839,7 @@
         </w:rPr>
         <w:t>5. MỞ RỘNG EQUALIZER</w:t>
       </w:r>
-      <w:bookmarkEnd w:id="44"/>
+      <w:bookmarkEnd w:id="43"/>
     </w:p>
     <w:p>
       <w:pPr>
@@ -18630,9 +18619,9 @@
           <w:szCs w:val="28"/>
         </w:rPr>
       </w:pPr>
-      <w:bookmarkStart w:id="45" w:name="quy-tắc-winforms-designer"/>
-      <w:bookmarkStart w:id="46" w:name="_Toc235533254"/>
-      <w:bookmarkEnd w:id="43"/>
+      <w:bookmarkStart w:id="45" w:name="_Toc235533254"/>
+      <w:bookmarkStart w:id="46" w:name="quy-tắc-winforms-designer"/>
+      <w:bookmarkEnd w:id="44"/>
       <w:r>
         <w:rPr>
           <w:rFonts w:ascii="Times New Roman" w:hAnsi="Times New Roman" w:cs="Times New Roman"/>
@@ -18642,7 +18631,7 @@
         </w:rPr>
         <w:t>6. QUY TẮC WINFORMS DESIGNER</w:t>
       </w:r>
-      <w:bookmarkEnd w:id="46"/>
+      <w:bookmarkEnd w:id="45"/>
     </w:p>
     <w:p>
       <w:pPr>
@@ -18935,9 +18924,9 @@
           <w:szCs w:val="28"/>
         </w:rPr>
       </w:pPr>
-      <w:bookmarkStart w:id="47" w:name="thêm-theme-mới"/>
-      <w:bookmarkStart w:id="48" w:name="_Toc235533255"/>
-      <w:bookmarkEnd w:id="45"/>
+      <w:bookmarkStart w:id="47" w:name="_Toc235533255"/>
+      <w:bookmarkStart w:id="48" w:name="thêm-theme-mới"/>
+      <w:bookmarkEnd w:id="46"/>
       <w:r>
         <w:rPr>
           <w:rFonts w:ascii="Times New Roman" w:hAnsi="Times New Roman" w:cs="Times New Roman"/>
@@ -18947,7 +18936,7 @@
         </w:rPr>
         <w:t>7. THÊM THEME MỚI</w:t>
       </w:r>
-      <w:bookmarkEnd w:id="48"/>
+      <w:bookmarkEnd w:id="47"/>
     </w:p>
     <w:p>
       <w:pPr>
@@ -20068,9 +20057,9 @@
           <w:szCs w:val="28"/>
         </w:rPr>
       </w:pPr>
-      <w:bookmarkStart w:id="49" w:name="thêm-ngôn-ngữ-mới"/>
-      <w:bookmarkStart w:id="50" w:name="_Toc235533256"/>
-      <w:bookmarkEnd w:id="47"/>
+      <w:bookmarkStart w:id="49" w:name="_Toc235533256"/>
+      <w:bookmarkStart w:id="50" w:name="thêm-ngôn-ngữ-mới"/>
+      <w:bookmarkEnd w:id="48"/>
       <w:r>
         <w:rPr>
           <w:rFonts w:ascii="Times New Roman" w:hAnsi="Times New Roman" w:cs="Times New Roman"/>
@@ -20080,7 +20069,7 @@
         </w:rPr>
         <w:t>8. THÊM NGÔN NGỮ MỚI</w:t>
       </w:r>
-      <w:bookmarkEnd w:id="50"/>
+      <w:bookmarkEnd w:id="49"/>
     </w:p>
     <w:p>
       <w:pPr>
@@ -20695,9 +20684,9 @@
           <w:szCs w:val="28"/>
         </w:rPr>
       </w:pPr>
-      <w:bookmarkStart w:id="51" w:name="thêm-giọng-ai-mới"/>
-      <w:bookmarkStart w:id="52" w:name="_Toc235533257"/>
-      <w:bookmarkEnd w:id="49"/>
+      <w:bookmarkStart w:id="51" w:name="_Toc235533257"/>
+      <w:bookmarkStart w:id="52" w:name="thêm-giọng-ai-mới"/>
+      <w:bookmarkEnd w:id="50"/>
       <w:r>
         <w:rPr>
           <w:rFonts w:ascii="Times New Roman" w:hAnsi="Times New Roman" w:cs="Times New Roman"/>
@@ -20707,7 +20696,7 @@
         </w:rPr>
         <w:t>9. THÊM GIỌNG AI MỚI</w:t>
       </w:r>
-      <w:bookmarkEnd w:id="52"/>
+      <w:bookmarkEnd w:id="51"/>
     </w:p>
     <w:p>
       <w:pPr>
@@ -21162,9 +21151,9 @@
           <w:szCs w:val="28"/>
         </w:rPr>
       </w:pPr>
-      <w:bookmarkStart w:id="53" w:name="lỗi-thường-gặp"/>
-      <w:bookmarkStart w:id="54" w:name="_Toc235533258"/>
-      <w:bookmarkEnd w:id="51"/>
+      <w:bookmarkStart w:id="53" w:name="_Toc235533258"/>
+      <w:bookmarkStart w:id="54" w:name="lỗi-thường-gặp"/>
+      <w:bookmarkEnd w:id="52"/>
       <w:r>
         <w:rPr>
           <w:rFonts w:ascii="Times New Roman" w:hAnsi="Times New Roman" w:cs="Times New Roman"/>
@@ -21174,7 +21163,7 @@
         </w:rPr>
         <w:t>10. LỖI THƯỜNG GẶP</w:t>
       </w:r>
-      <w:bookmarkEnd w:id="54"/>
+      <w:bookmarkEnd w:id="53"/>
     </w:p>
     <w:tbl>
       <w:tblPr>
@@ -21881,10 +21870,10 @@
           <w:szCs w:val="28"/>
         </w:rPr>
       </w:pPr>
-      <w:bookmarkStart w:id="55" w:name="tài-liệu-api-dịch-vụ-api-specification"/>
-      <w:bookmarkStart w:id="56" w:name="_Toc235533259"/>
-      <w:bookmarkEnd w:id="29"/>
-      <w:bookmarkEnd w:id="53"/>
+      <w:bookmarkStart w:id="55" w:name="_Toc235533259"/>
+      <w:bookmarkStart w:id="56" w:name="tài-liệu-api-dịch-vụ-api-specification"/>
+      <w:bookmarkEnd w:id="30"/>
+      <w:bookmarkEnd w:id="54"/>
       <w:r>
         <w:rPr>
           <w:rFonts w:ascii="Times New Roman" w:hAnsi="Times New Roman" w:cs="Times New Roman"/>
@@ -21904,7 +21893,7 @@
         </w:rPr>
         <w:t xml:space="preserve"> TÀI LIỆU API &amp; DỊCH VỤ — API SPECIFICATION</w:t>
       </w:r>
-      <w:bookmarkEnd w:id="56"/>
+      <w:bookmarkEnd w:id="55"/>
     </w:p>
     <w:p>
       <w:pPr>
@@ -21946,8 +21935,8 @@
           <w:szCs w:val="28"/>
         </w:rPr>
       </w:pPr>
-      <w:bookmarkStart w:id="57" w:name="namespace-tts_windows_app.services"/>
-      <w:bookmarkStart w:id="58" w:name="_Toc235533260"/>
+      <w:bookmarkStart w:id="57" w:name="_Toc235533260"/>
+      <w:bookmarkStart w:id="58" w:name="namespace-tts_windows_app.services"/>
       <w:r>
         <w:rPr>
           <w:rFonts w:ascii="Times New Roman" w:hAnsi="Times New Roman" w:cs="Times New Roman"/>
@@ -21967,7 +21956,7 @@
         </w:rPr>
         <w:t>TTS_Windows_App.Services</w:t>
       </w:r>
-      <w:bookmarkEnd w:id="58"/>
+      <w:bookmarkEnd w:id="57"/>
     </w:p>
     <w:p>
       <w:pPr>
@@ -21977,8 +21966,8 @@
           <w:color w:val="000000" w:themeColor="text1"/>
         </w:rPr>
       </w:pPr>
-      <w:bookmarkStart w:id="59" w:name="class-ttsservice-dịch-vụ-sapi5"/>
-      <w:bookmarkStart w:id="60" w:name="_Toc235533261"/>
+      <w:bookmarkStart w:id="59" w:name="_Toc235533261"/>
+      <w:bookmarkStart w:id="60" w:name="class-ttsservice-dịch-vụ-sapi5"/>
       <w:r>
         <w:rPr>
           <w:rFonts w:ascii="Times New Roman" w:hAnsi="Times New Roman" w:cs="Times New Roman"/>
@@ -22002,7 +21991,7 @@
         </w:rPr>
         <w:t xml:space="preserve"> — Dịch Vụ SAPI5</w:t>
       </w:r>
-      <w:bookmarkEnd w:id="60"/>
+      <w:bookmarkEnd w:id="59"/>
     </w:p>
     <w:p>
       <w:pPr>
@@ -23390,7 +23379,7 @@
           <w:szCs w:val="28"/>
         </w:rPr>
         <w:pict w14:anchorId="6DB16B35">
-          <v:rect id="_x0000_i35877" style="width:0;height:1.5pt" o:hralign="center" o:hrstd="t" o:hr="t"/>
+          <v:rect id="_x0000_i1025" style="width:0;height:1.5pt" o:hralign="center" o:hrstd="t" o:hr="t"/>
         </w:pict>
       </w:r>
     </w:p>
@@ -23402,9 +23391,9 @@
           <w:color w:val="000000" w:themeColor="text1"/>
         </w:rPr>
       </w:pPr>
-      <w:bookmarkStart w:id="63" w:name="X2aeb48ba7df6b48c6c460742ae36867b828925c"/>
-      <w:bookmarkStart w:id="64" w:name="_Toc235533262"/>
-      <w:bookmarkEnd w:id="59"/>
+      <w:bookmarkStart w:id="63" w:name="_Toc235533262"/>
+      <w:bookmarkStart w:id="64" w:name="X2aeb48ba7df6b48c6c460742ae36867b828925c"/>
+      <w:bookmarkEnd w:id="60"/>
       <w:bookmarkEnd w:id="62"/>
       <w:r>
         <w:rPr>
@@ -23429,7 +23418,7 @@
         </w:rPr>
         <w:t xml:space="preserve"> — Dịch Vụ AI VieNeu 48kHz</w:t>
       </w:r>
-      <w:bookmarkEnd w:id="64"/>
+      <w:bookmarkEnd w:id="63"/>
     </w:p>
     <w:p>
       <w:pPr>
@@ -24936,10 +24925,10 @@
           <w:szCs w:val="28"/>
         </w:rPr>
       </w:pPr>
-      <w:bookmarkStart w:id="68" w:name="namespace-tts_windows_app.models"/>
-      <w:bookmarkStart w:id="69" w:name="_Toc235533263"/>
-      <w:bookmarkEnd w:id="57"/>
-      <w:bookmarkEnd w:id="63"/>
+      <w:bookmarkStart w:id="68" w:name="_Toc235533263"/>
+      <w:bookmarkStart w:id="69" w:name="namespace-tts_windows_app.models"/>
+      <w:bookmarkEnd w:id="58"/>
+      <w:bookmarkEnd w:id="64"/>
       <w:bookmarkEnd w:id="67"/>
       <w:r>
         <w:rPr>
@@ -24960,7 +24949,7 @@
         </w:rPr>
         <w:t>TTS_Windows_App.Models</w:t>
       </w:r>
-      <w:bookmarkEnd w:id="69"/>
+      <w:bookmarkEnd w:id="68"/>
     </w:p>
     <w:p>
       <w:pPr>
@@ -24970,8 +24959,8 @@
           <w:color w:val="000000" w:themeColor="text1"/>
         </w:rPr>
       </w:pPr>
-      <w:bookmarkStart w:id="70" w:name="class-voiceitem"/>
-      <w:bookmarkStart w:id="71" w:name="_Toc235533264"/>
+      <w:bookmarkStart w:id="70" w:name="_Toc235533264"/>
+      <w:bookmarkStart w:id="71" w:name="class-voiceitem"/>
       <w:r>
         <w:rPr>
           <w:rFonts w:ascii="Times New Roman" w:hAnsi="Times New Roman" w:cs="Times New Roman"/>
@@ -24988,7 +24977,7 @@
         </w:rPr>
         <w:t>VoiceItem</w:t>
       </w:r>
-      <w:bookmarkEnd w:id="71"/>
+      <w:bookmarkEnd w:id="70"/>
     </w:p>
     <w:p>
       <w:pPr>
@@ -25578,9 +25567,9 @@
           <w:color w:val="000000" w:themeColor="text1"/>
         </w:rPr>
       </w:pPr>
-      <w:bookmarkStart w:id="72" w:name="class-historyrecord"/>
-      <w:bookmarkStart w:id="73" w:name="_Toc235533265"/>
-      <w:bookmarkEnd w:id="70"/>
+      <w:bookmarkStart w:id="72" w:name="_Toc235533265"/>
+      <w:bookmarkStart w:id="73" w:name="class-historyrecord"/>
+      <w:bookmarkEnd w:id="71"/>
       <w:r>
         <w:rPr>
           <w:rFonts w:ascii="Times New Roman" w:hAnsi="Times New Roman" w:cs="Times New Roman"/>
@@ -25597,7 +25586,7 @@
         </w:rPr>
         <w:t>HistoryRecord</w:t>
       </w:r>
-      <w:bookmarkEnd w:id="73"/>
+      <w:bookmarkEnd w:id="72"/>
     </w:p>
     <w:p>
       <w:pPr>
@@ -26375,10 +26364,10 @@
           <w:szCs w:val="28"/>
         </w:rPr>
       </w:pPr>
-      <w:bookmarkStart w:id="74" w:name="namespace-tts_windows_app.helpers"/>
-      <w:bookmarkStart w:id="75" w:name="_Toc235533266"/>
-      <w:bookmarkEnd w:id="68"/>
-      <w:bookmarkEnd w:id="72"/>
+      <w:bookmarkStart w:id="74" w:name="_Toc235533266"/>
+      <w:bookmarkStart w:id="75" w:name="namespace-tts_windows_app.helpers"/>
+      <w:bookmarkEnd w:id="69"/>
+      <w:bookmarkEnd w:id="73"/>
       <w:r>
         <w:rPr>
           <w:rFonts w:ascii="Times New Roman" w:hAnsi="Times New Roman" w:cs="Times New Roman"/>
@@ -26398,7 +26387,7 @@
         </w:rPr>
         <w:t>TTS_Windows_App.Helpers</w:t>
       </w:r>
-      <w:bookmarkEnd w:id="75"/>
+      <w:bookmarkEnd w:id="74"/>
     </w:p>
     <w:p>
       <w:pPr>
@@ -26408,8 +26397,8 @@
           <w:color w:val="000000" w:themeColor="text1"/>
         </w:rPr>
       </w:pPr>
-      <w:bookmarkStart w:id="76" w:name="class-thememanager"/>
-      <w:bookmarkStart w:id="77" w:name="_Toc235533267"/>
+      <w:bookmarkStart w:id="76" w:name="_Toc235533267"/>
+      <w:bookmarkStart w:id="77" w:name="class-thememanager"/>
       <w:r>
         <w:rPr>
           <w:rFonts w:ascii="Times New Roman" w:hAnsi="Times New Roman" w:cs="Times New Roman"/>
@@ -26426,7 +26415,7 @@
         </w:rPr>
         <w:t>ThemeManager</w:t>
       </w:r>
-      <w:bookmarkEnd w:id="77"/>
+      <w:bookmarkEnd w:id="76"/>
     </w:p>
     <w:p>
       <w:pPr>
@@ -27972,9 +27961,9 @@
           <w:color w:val="000000" w:themeColor="text1"/>
         </w:rPr>
       </w:pPr>
-      <w:bookmarkStart w:id="80" w:name="class-languagemanager"/>
-      <w:bookmarkStart w:id="81" w:name="_Toc235533268"/>
-      <w:bookmarkEnd w:id="76"/>
+      <w:bookmarkStart w:id="80" w:name="_Toc235533268"/>
+      <w:bookmarkStart w:id="81" w:name="class-languagemanager"/>
+      <w:bookmarkEnd w:id="77"/>
       <w:bookmarkEnd w:id="79"/>
       <w:r>
         <w:rPr>
@@ -27992,7 +27981,7 @@
         </w:rPr>
         <w:t>LanguageManager</w:t>
       </w:r>
-      <w:bookmarkEnd w:id="81"/>
+      <w:bookmarkEnd w:id="80"/>
     </w:p>
     <w:p>
       <w:pPr>
@@ -28328,9 +28317,9 @@
           <w:color w:val="000000" w:themeColor="text1"/>
         </w:rPr>
       </w:pPr>
-      <w:bookmarkStart w:id="82" w:name="class-filehelper"/>
-      <w:bookmarkStart w:id="83" w:name="_Toc235533269"/>
-      <w:bookmarkEnd w:id="80"/>
+      <w:bookmarkStart w:id="82" w:name="_Toc235533269"/>
+      <w:bookmarkStart w:id="83" w:name="class-filehelper"/>
+      <w:bookmarkEnd w:id="81"/>
       <w:r>
         <w:rPr>
           <w:rFonts w:ascii="Times New Roman" w:hAnsi="Times New Roman" w:cs="Times New Roman"/>
@@ -28347,7 +28336,7 @@
         </w:rPr>
         <w:t>FileHelper</w:t>
       </w:r>
-      <w:bookmarkEnd w:id="83"/>
+      <w:bookmarkEnd w:id="82"/>
     </w:p>
     <w:tbl>
       <w:tblPr>
@@ -28565,9 +28554,9 @@
           <w:color w:val="000000" w:themeColor="text1"/>
         </w:rPr>
       </w:pPr>
-      <w:bookmarkStart w:id="84" w:name="class-customvoicemanager"/>
-      <w:bookmarkStart w:id="85" w:name="_Toc235533270"/>
-      <w:bookmarkEnd w:id="82"/>
+      <w:bookmarkStart w:id="84" w:name="_Toc235533270"/>
+      <w:bookmarkStart w:id="85" w:name="class-customvoicemanager"/>
+      <w:bookmarkEnd w:id="83"/>
       <w:r>
         <w:rPr>
           <w:rFonts w:ascii="Times New Roman" w:hAnsi="Times New Roman" w:cs="Times New Roman"/>
@@ -28584,7 +28573,7 @@
         </w:rPr>
         <w:t>CustomVoiceManager</w:t>
       </w:r>
-      <w:bookmarkEnd w:id="85"/>
+      <w:bookmarkEnd w:id="84"/>
     </w:p>
     <w:p>
       <w:pPr>
@@ -28614,9 +28603,9 @@
           <w:color w:val="000000" w:themeColor="text1"/>
         </w:rPr>
       </w:pPr>
-      <w:bookmarkStart w:id="86" w:name="class-nativemethods"/>
-      <w:bookmarkStart w:id="87" w:name="_Toc235533271"/>
-      <w:bookmarkEnd w:id="84"/>
+      <w:bookmarkStart w:id="86" w:name="_Toc235533271"/>
+      <w:bookmarkStart w:id="87" w:name="class-nativemethods"/>
+      <w:bookmarkEnd w:id="85"/>
       <w:r>
         <w:rPr>
           <w:rFonts w:ascii="Times New Roman" w:hAnsi="Times New Roman" w:cs="Times New Roman"/>
@@ -28633,7 +28622,7 @@
         </w:rPr>
         <w:t>NativeMethods</w:t>
       </w:r>
-      <w:bookmarkEnd w:id="87"/>
+      <w:bookmarkEnd w:id="86"/>
     </w:p>
     <w:p>
       <w:pPr>
@@ -29183,10 +29172,10 @@
           <w:szCs w:val="28"/>
         </w:rPr>
       </w:pPr>
-      <w:bookmarkStart w:id="88" w:name="namespace-tts_windows_app.controls"/>
-      <w:bookmarkStart w:id="89" w:name="_Toc235533272"/>
-      <w:bookmarkEnd w:id="74"/>
-      <w:bookmarkEnd w:id="86"/>
+      <w:bookmarkStart w:id="88" w:name="_Toc235533272"/>
+      <w:bookmarkStart w:id="89" w:name="namespace-tts_windows_app.controls"/>
+      <w:bookmarkEnd w:id="75"/>
+      <w:bookmarkEnd w:id="87"/>
       <w:r>
         <w:rPr>
           <w:rFonts w:ascii="Times New Roman" w:hAnsi="Times New Roman" w:cs="Times New Roman"/>
@@ -29206,7 +29195,7 @@
         </w:rPr>
         <w:t>TTS_Windows_App.Controls</w:t>
       </w:r>
-      <w:bookmarkEnd w:id="89"/>
+      <w:bookmarkEnd w:id="88"/>
     </w:p>
     <w:p>
       <w:pPr>
@@ -29216,8 +29205,8 @@
           <w:color w:val="000000" w:themeColor="text1"/>
         </w:rPr>
       </w:pPr>
-      <w:bookmarkStart w:id="90" w:name="class-modernbutton-button"/>
-      <w:bookmarkStart w:id="91" w:name="_Toc235533273"/>
+      <w:bookmarkStart w:id="90" w:name="_Toc235533273"/>
+      <w:bookmarkStart w:id="91" w:name="class-modernbutton-button"/>
       <w:r>
         <w:rPr>
           <w:rFonts w:ascii="Times New Roman" w:hAnsi="Times New Roman" w:cs="Times New Roman"/>
@@ -29234,7 +29223,7 @@
         </w:rPr>
         <w:t>ModernButton : Button</w:t>
       </w:r>
-      <w:bookmarkEnd w:id="91"/>
+      <w:bookmarkEnd w:id="90"/>
     </w:p>
     <w:tbl>
       <w:tblPr>
@@ -30029,9 +30018,9 @@
           <w:color w:val="000000" w:themeColor="text1"/>
         </w:rPr>
       </w:pPr>
-      <w:bookmarkStart w:id="92" w:name="class-modernequalizercontrol-usercontrol"/>
-      <w:bookmarkStart w:id="93" w:name="_Toc235533274"/>
-      <w:bookmarkEnd w:id="90"/>
+      <w:bookmarkStart w:id="92" w:name="_Toc235533274"/>
+      <w:bookmarkStart w:id="93" w:name="class-modernequalizercontrol-usercontrol"/>
+      <w:bookmarkEnd w:id="91"/>
       <w:r>
         <w:rPr>
           <w:rFonts w:ascii="Times New Roman" w:hAnsi="Times New Roman" w:cs="Times New Roman"/>
@@ -30048,7 +30037,7 @@
         </w:rPr>
         <w:t>ModernEqualizerControl : UserControl</w:t>
       </w:r>
-      <w:bookmarkEnd w:id="93"/>
+      <w:bookmarkEnd w:id="92"/>
     </w:p>
     <w:tbl>
       <w:tblPr>
@@ -30397,9 +30386,9 @@
           <w:color w:val="000000" w:themeColor="text1"/>
         </w:rPr>
       </w:pPr>
-      <w:bookmarkStart w:id="94" w:name="class-moderntrackbar-control"/>
-      <w:bookmarkStart w:id="95" w:name="_Toc235533275"/>
-      <w:bookmarkEnd w:id="92"/>
+      <w:bookmarkStart w:id="94" w:name="_Toc235533275"/>
+      <w:bookmarkStart w:id="95" w:name="class-moderntrackbar-control"/>
+      <w:bookmarkEnd w:id="93"/>
       <w:r>
         <w:rPr>
           <w:rFonts w:ascii="Times New Roman" w:hAnsi="Times New Roman" w:cs="Times New Roman"/>
@@ -30416,7 +30405,7 @@
         </w:rPr>
         <w:t>ModernTrackBar : Control</w:t>
       </w:r>
-      <w:bookmarkEnd w:id="95"/>
+      <w:bookmarkEnd w:id="94"/>
     </w:p>
     <w:tbl>
       <w:tblPr>
@@ -31485,9 +31474,9 @@
           <w:color w:val="000000" w:themeColor="text1"/>
         </w:rPr>
       </w:pPr>
-      <w:bookmarkStart w:id="96" w:name="class-roundedpanel-panel"/>
-      <w:bookmarkStart w:id="97" w:name="_Toc235533276"/>
-      <w:bookmarkEnd w:id="94"/>
+      <w:bookmarkStart w:id="96" w:name="_Toc235533276"/>
+      <w:bookmarkStart w:id="97" w:name="class-roundedpanel-panel"/>
+      <w:bookmarkEnd w:id="95"/>
       <w:r>
         <w:rPr>
           <w:rFonts w:ascii="Times New Roman" w:hAnsi="Times New Roman" w:cs="Times New Roman"/>
@@ -31504,7 +31493,7 @@
         </w:rPr>
         <w:t>RoundedPanel : Panel</w:t>
       </w:r>
-      <w:bookmarkEnd w:id="97"/>
+      <w:bookmarkEnd w:id="96"/>
     </w:p>
     <w:tbl>
       <w:tblPr>
@@ -32303,9 +32292,9 @@
           <w:color w:val="000000" w:themeColor="text1"/>
         </w:rPr>
       </w:pPr>
-      <w:bookmarkStart w:id="98" w:name="class-waveformvisualizer-control"/>
-      <w:bookmarkStart w:id="99" w:name="_Toc235533277"/>
-      <w:bookmarkEnd w:id="96"/>
+      <w:bookmarkStart w:id="98" w:name="_Toc235533277"/>
+      <w:bookmarkStart w:id="99" w:name="class-waveformvisualizer-control"/>
+      <w:bookmarkEnd w:id="97"/>
       <w:r>
         <w:rPr>
           <w:rFonts w:ascii="Times New Roman" w:hAnsi="Times New Roman" w:cs="Times New Roman"/>
@@ -32322,7 +32311,7 @@
         </w:rPr>
         <w:t>WaveformVisualizer : Control</w:t>
       </w:r>
-      <w:bookmarkEnd w:id="99"/>
+      <w:bookmarkEnd w:id="98"/>
     </w:p>
     <w:tbl>
       <w:tblPr>
@@ -32839,11 +32828,11 @@
           <w:szCs w:val="28"/>
         </w:rPr>
       </w:pPr>
-      <w:bookmarkStart w:id="100" w:name="hướng-dẫn-sử-dụng-voicecraft-studio-pro"/>
-      <w:bookmarkStart w:id="101" w:name="_Toc235533278"/>
-      <w:bookmarkEnd w:id="55"/>
-      <w:bookmarkEnd w:id="88"/>
-      <w:bookmarkEnd w:id="98"/>
+      <w:bookmarkStart w:id="100" w:name="_Toc235533278"/>
+      <w:bookmarkStart w:id="101" w:name="hướng-dẫn-sử-dụng-voicecraft-studio-pro"/>
+      <w:bookmarkEnd w:id="56"/>
+      <w:bookmarkEnd w:id="89"/>
+      <w:bookmarkEnd w:id="99"/>
       <w:r>
         <w:rPr>
           <w:rFonts w:ascii="Times New Roman" w:hAnsi="Times New Roman" w:cs="Times New Roman"/>
@@ -32873,7 +32862,7 @@
         </w:rPr>
         <w:t xml:space="preserve"> HƯỚNG DẪN SỬ DỤNG VOICECRAFT STUDIO PRO</w:t>
       </w:r>
-      <w:bookmarkEnd w:id="101"/>
+      <w:bookmarkEnd w:id="100"/>
     </w:p>
     <w:p>
       <w:pPr>
@@ -32926,8 +32915,8 @@
           <w:szCs w:val="28"/>
         </w:rPr>
       </w:pPr>
-      <w:bookmarkStart w:id="102" w:name="Xbf3ea93a9d64091cb419e918bda51e9ebc480df"/>
-      <w:bookmarkStart w:id="103" w:name="_Toc235533279"/>
+      <w:bookmarkStart w:id="102" w:name="_Toc235533279"/>
+      <w:bookmarkStart w:id="103" w:name="Xbf3ea93a9d64091cb419e918bda51e9ebc480df"/>
       <w:r>
         <w:rPr>
           <w:rFonts w:ascii="Times New Roman" w:hAnsi="Times New Roman" w:cs="Times New Roman"/>
@@ -32937,7 +32926,7 @@
         </w:rPr>
         <w:t>1. HƯỚNG DẪN SOẠN THẢO VĂN BẢN &amp; KÉO THẢ (DRAG &amp; DROP)</w:t>
       </w:r>
-      <w:bookmarkEnd w:id="103"/>
+      <w:bookmarkEnd w:id="102"/>
     </w:p>
     <w:p>
       <w:pPr>
@@ -33172,9 +33161,9 @@
           <w:szCs w:val="28"/>
         </w:rPr>
       </w:pPr>
-      <w:bookmarkStart w:id="104" w:name="X1fa16685e4091d224419ab439ca2497b7e62e28"/>
-      <w:bookmarkStart w:id="105" w:name="_Toc235533280"/>
-      <w:bookmarkEnd w:id="102"/>
+      <w:bookmarkStart w:id="104" w:name="_Toc235533280"/>
+      <w:bookmarkStart w:id="105" w:name="X1fa16685e4091d224419ab439ca2497b7e62e28"/>
+      <w:bookmarkEnd w:id="103"/>
       <w:r>
         <w:rPr>
           <w:rFonts w:ascii="Times New Roman" w:hAnsi="Times New Roman" w:cs="Times New Roman"/>
@@ -33184,7 +33173,7 @@
         </w:rPr>
         <w:t>2. BỘ THẺ NÚT BẤM DẠNG CHIP (SEGMENTED CHIP BUTTONS)</w:t>
       </w:r>
-      <w:bookmarkEnd w:id="105"/>
+      <w:bookmarkEnd w:id="104"/>
     </w:p>
     <w:p>
       <w:pPr>
@@ -34480,9 +34469,9 @@
           <w:szCs w:val="28"/>
         </w:rPr>
       </w:pPr>
-      <w:bookmarkStart w:id="106" w:name="X498a8724b972b33a748450a2d8e8df3c000a88a"/>
-      <w:bookmarkStart w:id="107" w:name="_Toc235533281"/>
-      <w:bookmarkEnd w:id="104"/>
+      <w:bookmarkStart w:id="106" w:name="_Toc235533281"/>
+      <w:bookmarkStart w:id="107" w:name="X498a8724b972b33a748450a2d8e8df3c000a88a"/>
+      <w:bookmarkEnd w:id="105"/>
       <w:r>
         <w:rPr>
           <w:rFonts w:ascii="Times New Roman" w:hAnsi="Times New Roman" w:cs="Times New Roman"/>
@@ -34492,7 +34481,7 @@
         </w:rPr>
         <w:t>3. BÀN NÂNG CẤP EQUALIZER 10 DẢI TẦN (GRAPHIC EQ SLIDERS)</w:t>
       </w:r>
-      <w:bookmarkEnd w:id="107"/>
+      <w:bookmarkEnd w:id="106"/>
     </w:p>
     <w:p>
       <w:pPr>
@@ -34818,9 +34807,9 @@
           <w:szCs w:val="28"/>
         </w:rPr>
       </w:pPr>
-      <w:bookmarkStart w:id="108" w:name="chế-độ-nhân-bản-giọng-nói-voice-cloning"/>
-      <w:bookmarkStart w:id="109" w:name="_Toc235533282"/>
-      <w:bookmarkEnd w:id="106"/>
+      <w:bookmarkStart w:id="108" w:name="_Toc235533282"/>
+      <w:bookmarkStart w:id="109" w:name="chế-độ-nhân-bản-giọng-nói-voice-cloning"/>
+      <w:bookmarkEnd w:id="107"/>
       <w:r>
         <w:rPr>
           <w:rFonts w:ascii="Times New Roman" w:hAnsi="Times New Roman" w:cs="Times New Roman"/>
@@ -34830,7 +34819,7 @@
         </w:rPr>
         <w:t>4. CHẾ ĐỘ NHÂN BẢN GIỌNG NÓI (VOICE CLONING)</w:t>
       </w:r>
-      <w:bookmarkEnd w:id="109"/>
+      <w:bookmarkEnd w:id="108"/>
     </w:p>
     <w:p>
       <w:pPr>
@@ -34992,9 +34981,9 @@
           <w:szCs w:val="28"/>
         </w:rPr>
       </w:pPr>
-      <w:bookmarkStart w:id="110" w:name="xuất-tệp-âm-thanh-wav-export-audio"/>
-      <w:bookmarkStart w:id="111" w:name="_Toc235533283"/>
-      <w:bookmarkEnd w:id="108"/>
+      <w:bookmarkStart w:id="110" w:name="_Toc235533283"/>
+      <w:bookmarkStart w:id="111" w:name="xuất-tệp-âm-thanh-wav-export-audio"/>
+      <w:bookmarkEnd w:id="109"/>
       <w:r>
         <w:rPr>
           <w:rFonts w:ascii="Times New Roman" w:hAnsi="Times New Roman" w:cs="Times New Roman"/>
@@ -35004,7 +34993,7 @@
         </w:rPr>
         <w:t>5. XUẤT TỆP ÂM THANH WAV (EXPORT AUDIO)</w:t>
       </w:r>
-      <w:bookmarkEnd w:id="111"/>
+      <w:bookmarkEnd w:id="110"/>
     </w:p>
     <w:p>
       <w:pPr>
@@ -35112,10 +35101,10 @@
           <w:szCs w:val="28"/>
         </w:rPr>
       </w:pPr>
-      <w:bookmarkStart w:id="112" w:name="slide-thuyết-trình-voicecraft-studio-pro"/>
-      <w:bookmarkStart w:id="113" w:name="_Toc235533284"/>
-      <w:bookmarkEnd w:id="100"/>
-      <w:bookmarkEnd w:id="110"/>
+      <w:bookmarkStart w:id="112" w:name="_Toc235533284"/>
+      <w:bookmarkStart w:id="113" w:name="slide-thuyết-trình-voicecraft-studio-pro"/>
+      <w:bookmarkEnd w:id="101"/>
+      <w:bookmarkEnd w:id="111"/>
       <w:r>
         <w:rPr>
           <w:rFonts w:ascii="Times New Roman" w:hAnsi="Times New Roman" w:cs="Times New Roman"/>
@@ -35135,7 +35124,7 @@
         </w:rPr>
         <w:t xml:space="preserve"> SLIDE THUYẾT TRÌNH — VOICECRAFT STUDIO PRO</w:t>
       </w:r>
-      <w:bookmarkEnd w:id="113"/>
+      <w:bookmarkEnd w:id="112"/>
     </w:p>
     <w:p>
       <w:pPr>
@@ -35168,8 +35157,8 @@
           <w:szCs w:val="28"/>
         </w:rPr>
       </w:pPr>
-      <w:bookmarkStart w:id="114" w:name="slide-1-trang-tiêu-đề"/>
-      <w:bookmarkStart w:id="115" w:name="_Toc235533285"/>
+      <w:bookmarkStart w:id="114" w:name="_Toc235533285"/>
+      <w:bookmarkStart w:id="115" w:name="slide-1-trang-tiêu-đề"/>
       <w:r>
         <w:rPr>
           <w:rFonts w:ascii="Segoe UI Emoji" w:hAnsi="Segoe UI Emoji" w:cs="Segoe UI Emoji"/>
@@ -35188,7 +35177,7 @@
         </w:rPr>
         <w:t xml:space="preserve"> SLIDE 1: TRANG TIÊU ĐỀ</w:t>
       </w:r>
-      <w:bookmarkEnd w:id="115"/>
+      <w:bookmarkEnd w:id="114"/>
     </w:p>
     <w:p>
       <w:pPr>
@@ -35415,9 +35404,9 @@
           <w:szCs w:val="28"/>
         </w:rPr>
       </w:pPr>
-      <w:bookmarkStart w:id="116" w:name="slide-2-đặt-vấn-đề-mục-tiêu"/>
-      <w:bookmarkStart w:id="117" w:name="_Toc235533286"/>
-      <w:bookmarkEnd w:id="114"/>
+      <w:bookmarkStart w:id="116" w:name="_Toc235533286"/>
+      <w:bookmarkStart w:id="117" w:name="slide-2-đặt-vấn-đề-mục-tiêu"/>
+      <w:bookmarkEnd w:id="115"/>
       <w:r>
         <w:rPr>
           <w:rFonts w:ascii="Segoe UI Emoji" w:hAnsi="Segoe UI Emoji" w:cs="Segoe UI Emoji"/>
@@ -35436,7 +35425,7 @@
         </w:rPr>
         <w:t xml:space="preserve"> SLIDE 2: ĐẶT VẤN ĐỀ &amp; MỤC TIÊU</w:t>
       </w:r>
-      <w:bookmarkEnd w:id="117"/>
+      <w:bookmarkEnd w:id="116"/>
     </w:p>
     <w:p>
       <w:pPr>
@@ -35446,8 +35435,8 @@
           <w:color w:val="000000" w:themeColor="text1"/>
         </w:rPr>
       </w:pPr>
-      <w:bookmarkStart w:id="118" w:name="vấn-đề"/>
-      <w:bookmarkStart w:id="119" w:name="_Toc235533287"/>
+      <w:bookmarkStart w:id="118" w:name="_Toc235533287"/>
+      <w:bookmarkStart w:id="119" w:name="vấn-đề"/>
       <w:r>
         <w:rPr>
           <w:rFonts w:ascii="Times New Roman" w:hAnsi="Times New Roman" w:cs="Times New Roman"/>
@@ -35455,7 +35444,7 @@
         </w:rPr>
         <w:t>Vấn đề</w:t>
       </w:r>
-      <w:bookmarkEnd w:id="119"/>
+      <w:bookmarkEnd w:id="118"/>
     </w:p>
     <w:p>
       <w:pPr>
@@ -35537,9 +35526,9 @@
           <w:color w:val="000000" w:themeColor="text1"/>
         </w:rPr>
       </w:pPr>
-      <w:bookmarkStart w:id="120" w:name="mục-tiêu"/>
-      <w:bookmarkStart w:id="121" w:name="_Toc235533288"/>
-      <w:bookmarkEnd w:id="118"/>
+      <w:bookmarkStart w:id="120" w:name="_Toc235533288"/>
+      <w:bookmarkStart w:id="121" w:name="mục-tiêu"/>
+      <w:bookmarkEnd w:id="119"/>
       <w:r>
         <w:rPr>
           <w:rFonts w:ascii="Times New Roman" w:hAnsi="Times New Roman" w:cs="Times New Roman"/>
@@ -35547,7 +35536,7 @@
         </w:rPr>
         <w:t>Mục tiêu</w:t>
       </w:r>
-      <w:bookmarkEnd w:id="121"/>
+      <w:bookmarkEnd w:id="120"/>
     </w:p>
     <w:p>
       <w:pPr>
@@ -35772,10 +35761,10 @@
           <w:szCs w:val="28"/>
         </w:rPr>
       </w:pPr>
-      <w:bookmarkStart w:id="122" w:name="slide-3-kiến-trúc-hệ-thống-hybrid"/>
-      <w:bookmarkStart w:id="123" w:name="_Toc235533289"/>
-      <w:bookmarkEnd w:id="116"/>
-      <w:bookmarkEnd w:id="120"/>
+      <w:bookmarkStart w:id="122" w:name="_Toc235533289"/>
+      <w:bookmarkStart w:id="123" w:name="slide-3-kiến-trúc-hệ-thống-hybrid"/>
+      <w:bookmarkEnd w:id="117"/>
+      <w:bookmarkEnd w:id="121"/>
       <w:r>
         <w:rPr>
           <w:rFonts w:ascii="Segoe UI Emoji" w:hAnsi="Segoe UI Emoji" w:cs="Segoe UI Emoji"/>
@@ -35794,7 +35783,7 @@
         </w:rPr>
         <w:t xml:space="preserve"> SLIDE 3: KIẾN TRÚC HỆ THỐNG HYBRID</w:t>
       </w:r>
-      <w:bookmarkEnd w:id="123"/>
+      <w:bookmarkEnd w:id="122"/>
     </w:p>
     <w:p>
       <w:pPr>
@@ -36833,9 +36822,9 @@
           <w:szCs w:val="28"/>
         </w:rPr>
       </w:pPr>
-      <w:bookmarkStart w:id="124" w:name="X8c4c12e6ae426454a2f74eefe7f6a20dd4236f6"/>
-      <w:bookmarkStart w:id="125" w:name="_Toc235533290"/>
-      <w:bookmarkEnd w:id="122"/>
+      <w:bookmarkStart w:id="124" w:name="_Toc235533290"/>
+      <w:bookmarkStart w:id="125" w:name="X8c4c12e6ae426454a2f74eefe7f6a20dd4236f6"/>
+      <w:bookmarkEnd w:id="123"/>
       <w:r>
         <w:rPr>
           <w:rFonts w:ascii="Segoe UI Emoji" w:hAnsi="Segoe UI Emoji" w:cs="Segoe UI Emoji"/>
@@ -36854,7 +36843,7 @@
         </w:rPr>
         <w:t xml:space="preserve"> SLIDE 4: THIẾT KẾ GIAO DIỆN CINEMATIC DARK</w:t>
       </w:r>
-      <w:bookmarkEnd w:id="125"/>
+      <w:bookmarkEnd w:id="124"/>
     </w:p>
     <w:p>
       <w:pPr>
@@ -37051,9 +37040,9 @@
           <w:szCs w:val="28"/>
         </w:rPr>
       </w:pPr>
-      <w:bookmarkStart w:id="126" w:name="slide-5-custom-controls-gdi-5-controls"/>
-      <w:bookmarkStart w:id="127" w:name="_Toc235533291"/>
-      <w:bookmarkEnd w:id="124"/>
+      <w:bookmarkStart w:id="126" w:name="_Toc235533291"/>
+      <w:bookmarkStart w:id="127" w:name="slide-5-custom-controls-gdi-5-controls"/>
+      <w:bookmarkEnd w:id="125"/>
       <w:r>
         <w:rPr>
           <w:rFonts w:ascii="Segoe UI Emoji" w:hAnsi="Segoe UI Emoji" w:cs="Segoe UI Emoji"/>
@@ -37072,7 +37061,7 @@
         </w:rPr>
         <w:t xml:space="preserve"> SLIDE 5: CUSTOM CONTROLS GDI+ (5 CONTROLS)</w:t>
       </w:r>
-      <w:bookmarkEnd w:id="127"/>
+      <w:bookmarkEnd w:id="126"/>
     </w:p>
     <w:tbl>
       <w:tblPr>
@@ -37622,9 +37611,9 @@
           <w:szCs w:val="28"/>
         </w:rPr>
       </w:pPr>
-      <w:bookmarkStart w:id="128" w:name="slide-6-segmented-chip-buttons-winui-3"/>
-      <w:bookmarkStart w:id="129" w:name="_Toc235533292"/>
-      <w:bookmarkEnd w:id="126"/>
+      <w:bookmarkStart w:id="128" w:name="_Toc235533292"/>
+      <w:bookmarkStart w:id="129" w:name="slide-6-segmented-chip-buttons-winui-3"/>
+      <w:bookmarkEnd w:id="127"/>
       <w:r>
         <w:rPr>
           <w:rFonts w:ascii="Segoe UI Emoji" w:hAnsi="Segoe UI Emoji" w:cs="Segoe UI Emoji"/>
@@ -37643,7 +37632,7 @@
         </w:rPr>
         <w:t xml:space="preserve"> SLIDE 6: SEGMENTED CHIP BUTTONS WinUI 3</w:t>
       </w:r>
-      <w:bookmarkEnd w:id="129"/>
+      <w:bookmarkEnd w:id="128"/>
     </w:p>
     <w:p>
       <w:pPr>
@@ -38137,9 +38126,9 @@
           <w:szCs w:val="28"/>
         </w:rPr>
       </w:pPr>
-      <w:bookmarkStart w:id="130" w:name="slide-7-dual-engine-sapi5-vieneu-ai"/>
-      <w:bookmarkStart w:id="131" w:name="_Toc235533293"/>
-      <w:bookmarkEnd w:id="128"/>
+      <w:bookmarkStart w:id="130" w:name="_Toc235533293"/>
+      <w:bookmarkStart w:id="131" w:name="slide-7-dual-engine-sapi5-vieneu-ai"/>
+      <w:bookmarkEnd w:id="129"/>
       <w:r>
         <w:rPr>
           <w:rFonts w:ascii="Segoe UI Emoji" w:hAnsi="Segoe UI Emoji" w:cs="Segoe UI Emoji"/>
@@ -38158,7 +38147,7 @@
         </w:rPr>
         <w:t xml:space="preserve"> SLIDE 7: DUAL ENGINE — SAPI5 + VieNeu AI</w:t>
       </w:r>
-      <w:bookmarkEnd w:id="131"/>
+      <w:bookmarkEnd w:id="130"/>
     </w:p>
     <w:tbl>
       <w:tblPr>
@@ -38808,9 +38797,9 @@
           <w:szCs w:val="28"/>
         </w:rPr>
       </w:pPr>
-      <w:bookmarkStart w:id="132" w:name="slide-8-14-giọng-ai-3-miền-4-phong-cách"/>
-      <w:bookmarkStart w:id="133" w:name="_Toc235533294"/>
-      <w:bookmarkEnd w:id="130"/>
+      <w:bookmarkStart w:id="132" w:name="_Toc235533294"/>
+      <w:bookmarkStart w:id="133" w:name="slide-8-14-giọng-ai-3-miền-4-phong-cách"/>
+      <w:bookmarkEnd w:id="131"/>
       <w:r>
         <w:rPr>
           <w:rFonts w:ascii="Segoe UI Emoji" w:hAnsi="Segoe UI Emoji" w:cs="Segoe UI Emoji"/>
@@ -38829,7 +38818,7 @@
         </w:rPr>
         <w:t xml:space="preserve"> SLIDE 8: 14 GIỌNG AI 3 MIỀN + 4 PHONG CÁCH</w:t>
       </w:r>
-      <w:bookmarkEnd w:id="133"/>
+      <w:bookmarkEnd w:id="132"/>
     </w:p>
     <w:p>
       <w:pPr>
@@ -39094,9 +39083,9 @@
           <w:szCs w:val="28"/>
         </w:rPr>
       </w:pPr>
-      <w:bookmarkStart w:id="134" w:name="slide-9-10-band-graphic-equalizer"/>
-      <w:bookmarkStart w:id="135" w:name="_Toc235533295"/>
-      <w:bookmarkEnd w:id="132"/>
+      <w:bookmarkStart w:id="134" w:name="_Toc235533295"/>
+      <w:bookmarkStart w:id="135" w:name="slide-9-10-band-graphic-equalizer"/>
+      <w:bookmarkEnd w:id="133"/>
       <w:r>
         <w:rPr>
           <w:rFonts w:ascii="Segoe UI Emoji" w:hAnsi="Segoe UI Emoji" w:cs="Segoe UI Emoji"/>
@@ -39115,7 +39104,7 @@
         </w:rPr>
         <w:t xml:space="preserve"> SLIDE 9: 10-BAND GRAPHIC EQUALIZER</w:t>
       </w:r>
-      <w:bookmarkEnd w:id="135"/>
+      <w:bookmarkEnd w:id="134"/>
     </w:p>
     <w:p>
       <w:pPr>
@@ -39331,9 +39320,9 @@
           <w:szCs w:val="28"/>
         </w:rPr>
       </w:pPr>
-      <w:bookmarkStart w:id="136" w:name="slide-10-voice-cloning"/>
-      <w:bookmarkStart w:id="137" w:name="_Toc235533296"/>
-      <w:bookmarkEnd w:id="134"/>
+      <w:bookmarkStart w:id="136" w:name="_Toc235533296"/>
+      <w:bookmarkStart w:id="137" w:name="slide-10-voice-cloning"/>
+      <w:bookmarkEnd w:id="135"/>
       <w:r>
         <w:rPr>
           <w:rFonts w:ascii="Segoe UI Emoji" w:hAnsi="Segoe UI Emoji" w:cs="Segoe UI Emoji"/>
@@ -39361,7 +39350,7 @@
         </w:rPr>
         <w:t>🧬</w:t>
       </w:r>
-      <w:bookmarkEnd w:id="137"/>
+      <w:bookmarkEnd w:id="136"/>
     </w:p>
     <w:p>
       <w:pPr>
@@ -39523,9 +39512,9 @@
           <w:szCs w:val="28"/>
         </w:rPr>
       </w:pPr>
-      <w:bookmarkStart w:id="138" w:name="slide-11-6-themes-đa-ngôn-ngữ"/>
-      <w:bookmarkStart w:id="139" w:name="_Toc235533297"/>
-      <w:bookmarkEnd w:id="136"/>
+      <w:bookmarkStart w:id="138" w:name="_Toc235533297"/>
+      <w:bookmarkStart w:id="139" w:name="slide-11-6-themes-đa-ngôn-ngữ"/>
+      <w:bookmarkEnd w:id="137"/>
       <w:r>
         <w:rPr>
           <w:rFonts w:ascii="Segoe UI Emoji" w:hAnsi="Segoe UI Emoji" w:cs="Segoe UI Emoji"/>
@@ -39544,7 +39533,7 @@
         </w:rPr>
         <w:t xml:space="preserve"> SLIDE 11: 6 THEMES + ĐA NGÔN NGỮ</w:t>
       </w:r>
-      <w:bookmarkEnd w:id="139"/>
+      <w:bookmarkEnd w:id="138"/>
     </w:p>
     <w:p>
       <w:pPr>
@@ -39792,9 +39781,9 @@
           <w:szCs w:val="28"/>
         </w:rPr>
       </w:pPr>
-      <w:bookmarkStart w:id="140" w:name="slide-12-emotion-tags-drag-drop"/>
-      <w:bookmarkStart w:id="141" w:name="_Toc235533298"/>
-      <w:bookmarkEnd w:id="138"/>
+      <w:bookmarkStart w:id="140" w:name="_Toc235533298"/>
+      <w:bookmarkStart w:id="141" w:name="slide-12-emotion-tags-drag-drop"/>
+      <w:bookmarkEnd w:id="139"/>
       <w:r>
         <w:rPr>
           <w:rFonts w:ascii="Segoe UI Emoji" w:hAnsi="Segoe UI Emoji" w:cs="Segoe UI Emoji"/>
@@ -39813,7 +39802,7 @@
         </w:rPr>
         <w:t xml:space="preserve"> SLIDE 12: EMOTION TAGS &amp; DRAG-DROP</w:t>
       </w:r>
-      <w:bookmarkEnd w:id="141"/>
+      <w:bookmarkEnd w:id="140"/>
     </w:p>
     <w:p>
       <w:pPr>
@@ -40044,9 +40033,9 @@
           <w:szCs w:val="28"/>
         </w:rPr>
       </w:pPr>
-      <w:bookmarkStart w:id="142" w:name="slide-13-xuất-wav-lịch-sử-đọc"/>
-      <w:bookmarkStart w:id="143" w:name="_Toc235533299"/>
-      <w:bookmarkEnd w:id="140"/>
+      <w:bookmarkStart w:id="142" w:name="_Toc235533299"/>
+      <w:bookmarkStart w:id="143" w:name="slide-13-xuất-wav-lịch-sử-đọc"/>
+      <w:bookmarkEnd w:id="141"/>
       <w:r>
         <w:rPr>
           <w:rFonts w:ascii="Segoe UI Emoji" w:hAnsi="Segoe UI Emoji" w:cs="Segoe UI Emoji"/>
@@ -40065,7 +40054,7 @@
         </w:rPr>
         <w:t xml:space="preserve"> SLIDE 13: XUẤT WAV &amp; LỊCH SỬ ĐỌC</w:t>
       </w:r>
-      <w:bookmarkEnd w:id="143"/>
+      <w:bookmarkEnd w:id="142"/>
     </w:p>
     <w:p>
       <w:pPr>
@@ -40149,9 +40138,9 @@
           <w:szCs w:val="28"/>
         </w:rPr>
       </w:pPr>
-      <w:bookmarkStart w:id="144" w:name="slide-14-kết-quả-đạt-được"/>
-      <w:bookmarkStart w:id="145" w:name="_Toc235533300"/>
-      <w:bookmarkEnd w:id="142"/>
+      <w:bookmarkStart w:id="144" w:name="_Toc235533300"/>
+      <w:bookmarkStart w:id="145" w:name="slide-14-kết-quả-đạt-được"/>
+      <w:bookmarkEnd w:id="143"/>
       <w:r>
         <w:rPr>
           <w:rFonts w:ascii="Segoe UI Emoji" w:hAnsi="Segoe UI Emoji" w:cs="Segoe UI Emoji"/>
@@ -40170,7 +40159,7 @@
         </w:rPr>
         <w:t xml:space="preserve"> SLIDE 14: KẾT QUẢ ĐẠT ĐƯỢC</w:t>
       </w:r>
-      <w:bookmarkEnd w:id="145"/>
+      <w:bookmarkEnd w:id="144"/>
     </w:p>
     <w:tbl>
       <w:tblPr>
@@ -40655,9 +40644,9 @@
           <w:szCs w:val="28"/>
         </w:rPr>
       </w:pPr>
-      <w:bookmarkStart w:id="146" w:name="slide-15-kết-luận-hướng-phát-triển"/>
-      <w:bookmarkStart w:id="147" w:name="_Toc235533301"/>
-      <w:bookmarkEnd w:id="144"/>
+      <w:bookmarkStart w:id="146" w:name="_Toc235533301"/>
+      <w:bookmarkStart w:id="147" w:name="slide-15-kết-luận-hướng-phát-triển"/>
+      <w:bookmarkEnd w:id="145"/>
       <w:r>
         <w:rPr>
           <w:rFonts w:ascii="Segoe UI Emoji" w:hAnsi="Segoe UI Emoji" w:cs="Segoe UI Emoji"/>
@@ -40676,7 +40665,7 @@
         </w:rPr>
         <w:t xml:space="preserve"> SLIDE 15: KẾT LUẬN &amp; HƯỚNG PHÁT TRIỂN</w:t>
       </w:r>
-      <w:bookmarkEnd w:id="147"/>
+      <w:bookmarkEnd w:id="146"/>
     </w:p>
     <w:p>
       <w:pPr>
@@ -40686,8 +40675,8 @@
           <w:color w:val="000000" w:themeColor="text1"/>
         </w:rPr>
       </w:pPr>
-      <w:bookmarkStart w:id="148" w:name="kết-luận"/>
-      <w:bookmarkStart w:id="149" w:name="_Toc235533302"/>
+      <w:bookmarkStart w:id="148" w:name="_Toc235533302"/>
+      <w:bookmarkStart w:id="149" w:name="kết-luận"/>
       <w:r>
         <w:rPr>
           <w:rFonts w:ascii="Times New Roman" w:hAnsi="Times New Roman" w:cs="Times New Roman"/>
@@ -40695,7 +40684,7 @@
         </w:rPr>
         <w:t>Kết luận</w:t>
       </w:r>
-      <w:bookmarkEnd w:id="149"/>
+      <w:bookmarkEnd w:id="148"/>
     </w:p>
     <w:p>
       <w:pPr>
@@ -40817,9 +40806,9 @@
           <w:color w:val="000000" w:themeColor="text1"/>
         </w:rPr>
       </w:pPr>
-      <w:bookmarkStart w:id="150" w:name="hướng-phát-triển"/>
-      <w:bookmarkStart w:id="151" w:name="_Toc235533303"/>
-      <w:bookmarkEnd w:id="148"/>
+      <w:bookmarkStart w:id="150" w:name="_Toc235533303"/>
+      <w:bookmarkStart w:id="151" w:name="hướng-phát-triển"/>
+      <w:bookmarkEnd w:id="149"/>
       <w:r>
         <w:rPr>
           <w:rFonts w:ascii="Times New Roman" w:hAnsi="Times New Roman" w:cs="Times New Roman"/>
@@ -40827,7 +40816,7 @@
         </w:rPr>
         <w:t>Hướng phát triển</w:t>
       </w:r>
-      <w:bookmarkEnd w:id="151"/>
+      <w:bookmarkEnd w:id="150"/>
     </w:p>
     <w:p>
       <w:pPr>
@@ -40982,9 +40971,9 @@
         </w:rPr>
         <w:t xml:space="preserve">CẢM ƠN! </w:t>
       </w:r>
-      <w:bookmarkEnd w:id="112"/>
-      <w:bookmarkEnd w:id="146"/>
-      <w:bookmarkEnd w:id="150"/>
+      <w:bookmarkEnd w:id="113"/>
+      <w:bookmarkEnd w:id="147"/>
+      <w:bookmarkEnd w:id="151"/>
     </w:p>
     <w:sectPr>
       <w:footnotePr>
